--- a/homeworks/zippass_optimized/report/Graficos.docx
+++ b/homeworks/zippass_optimized/report/Graficos.docx
@@ -31,17 +31,18 @@
         </w:drawing>
       </w:r>
       <w:r/>
-    </w:p>
-    <w:p>
       <w:r>
         <w:rPr>
           <w:highlight w:val="none"/>
         </w:rPr>
       </w:r>
+      <w:r/>
+      <w:r/>
       <w:r>
-        <w:br/>
+        <w:rPr>
+          <w:highlight w:val="none"/>
+        </w:rPr>
       </w:r>
-      <w:r/>
     </w:p>
     <w:p>
       <w:pPr>
@@ -67,7 +68,7 @@
       <w:r>
         <w:drawing>
           <wp:inline distT="0" distB="0" distL="0" distR="0">
-            <wp:extent cx="8498416" cy="3393265"/>
+            <wp:extent cx="6774965" cy="2771953"/>
             <wp:effectExtent l="4762" t="4762" r="4762" b="4762"/>
             <wp:docPr id="2" name=""/>
             <wp:cNvGraphicFramePr/>
@@ -84,15 +85,31 @@
           <w:highlight w:val="none"/>
         </w:rPr>
       </w:r>
-      <w:r/>
-    </w:p>
-    <w:p>
-      <w:pPr>
-        <w:shd w:val="nil"/>
+      <w:r>
         <w:rPr>
           <w:highlight w:val="none"/>
         </w:rPr>
-      </w:pPr>
+      </w:r>
+      <w:r/>
+      <w:r/>
+      <w:r>
+        <w:rPr>
+          <w:highlight w:val="none"/>
+        </w:rPr>
+        <w:br/>
+        <w:br/>
+      </w:r>
+      <w:r>
+        <w:br/>
+      </w:r>
+      <w:r/>
+      <w:r>
+        <w:rPr>
+          <w:highlight w:val="none"/>
+        </w:rPr>
+      </w:r>
+      <w:r/>
+      <w:r/>
       <w:r>
         <w:rPr>
           <w:highlight w:val="none"/>
@@ -103,41 +120,6 @@
         <w:rPr>
           <w:highlight w:val="none"/>
         </w:rPr>
-      </w:r>
-    </w:p>
-    <w:p>
-      <w:pPr>
-        <w:shd w:val="nil"/>
-        <w:rPr>
-          <w:highlight w:val="none"/>
-        </w:rPr>
-      </w:pPr>
-      <w:r>
-        <w:rPr>
-          <w:highlight w:val="none"/>
-        </w:rPr>
-      </w:r>
-      <w:r>
-        <w:drawing>
-          <wp:inline distT="0" distB="0" distL="0" distR="0">
-            <wp:extent cx="5940425" cy="2371905"/>
-            <wp:effectExtent l="4762" t="4762" r="4762" b="4762"/>
-            <wp:docPr id="3" name=""/>
-            <wp:cNvGraphicFramePr/>
-            <a:graphic xmlns:a="http://schemas.openxmlformats.org/drawingml/2006/main">
-              <a:graphicData uri="http://schemas.openxmlformats.org/drawingml/2006/chart">
-                <c:chart xmlns:c="http://schemas.openxmlformats.org/drawingml/2006/chart" xmlns:r="http://schemas.openxmlformats.org/officeDocument/2006/relationships" r:id="rId10"/>
-              </a:graphicData>
-            </a:graphic>
-          </wp:inline>
-        </w:drawing>
-      </w:r>
-      <w:r/>
-      <w:r>
-        <w:rPr>
-          <w:highlight w:val="none"/>
-        </w:rPr>
-        <w:br w:type="page" w:clear="all"/>
       </w:r>
       <w:r>
         <w:rPr>
@@ -13167,6 +13149,9 @@
               <c:f>Sheet1!$B$1</c:f>
               <c:strCache>
                 <c:ptCount val="1"/>
+                <c:pt idx="0">
+                  <c:v>Serial</c:v>
+                </c:pt>
               </c:strCache>
             </c:strRef>
           </c:tx>
@@ -13188,8 +13173,8 @@
               <c:dLblPos val="ctr"/>
               <c:layout>
                 <c:manualLayout>
-                  <c:x val="0.054080000000000003"/>
-                  <c:y val="-0.33318999999999999"/>
+                  <c:x val="0.00296"/>
+                  <c:y val="-0.14576"/>
                 </c:manualLayout>
               </c:layout>
               <c:separator xml:space="preserve"> </c:separator>
@@ -13281,6 +13266,12 @@
               <c:numCache>
                 <c:formatCode>General</c:formatCode>
                 <c:ptCount val="5"/>
+                <c:pt idx="0">
+                  <c:v>1.05</c:v>
+                </c:pt>
+                <c:pt idx="1">
+                  <c:v>0</c:v>
+                </c:pt>
               </c:numCache>
             </c:numRef>
           </c:val>
@@ -13313,8 +13304,8 @@
               <c:dLblPos val="ctr"/>
               <c:layout>
                 <c:manualLayout>
-                  <c:x val="0.046870000000000002"/>
-                  <c:y val="-0.15451999999999999"/>
+                  <c:x val="0.044310000000000002"/>
+                  <c:y val="-0.29821999999999999"/>
                 </c:manualLayout>
               </c:layout>
               <c:separator xml:space="preserve"> </c:separator>
@@ -13447,8 +13438,8 @@
               <c:dLblPos val="ctr"/>
               <c:layout>
                 <c:manualLayout>
-                  <c:x val="0.050479999999999997"/>
-                  <c:y val="-0.14244999999999999"/>
+                  <c:x val="0.035139999999999998"/>
+                  <c:y val="-0.32674999999999998"/>
                 </c:manualLayout>
               </c:layout>
               <c:separator xml:space="preserve"> </c:separator>
@@ -13581,8 +13572,8 @@
               <c:dLblPos val="ctr"/>
               <c:layout>
                 <c:manualLayout>
-                  <c:x val="0.0084100000000000008"/>
-                  <c:y val="-0.17383999999999999"/>
+                  <c:x val="0.051860000000000003"/>
+                  <c:y val="-0.33315"/>
                 </c:manualLayout>
               </c:layout>
               <c:separator xml:space="preserve"> </c:separator>
@@ -13977,14 +13968,17 @@
               <c:numCache>
                 <c:formatCode>General</c:formatCode>
                 <c:ptCount val="5"/>
+                <c:pt idx="0">
+                  <c:v>0.2</c:v>
+                </c:pt>
                 <c:pt idx="1">
-                  <c:v>0.29</c:v>
+                  <c:v>0.6</c:v>
                 </c:pt>
                 <c:pt idx="2">
-                  <c:v>0.3</c:v>
+                  <c:v>0.6</c:v>
                 </c:pt>
                 <c:pt idx="3">
-                  <c:v>0.4</c:v>
+                  <c:v>0.8</c:v>
                 </c:pt>
               </c:numCache>
             </c:numRef>
@@ -14375,7 +14369,10 @@
         <c:delete val="1"/>
       </c:legendEntry>
       <c:layout>
-        <c:manualLayout/>
+        <c:manualLayout>
+          <c:x val="0"/>
+          <c:y val="0.012489999999999999"/>
+        </c:manualLayout>
       </c:layout>
       <c:overlay val="0"/>
       <c:spPr bwMode="auto">
@@ -14416,1387 +14413,7 @@
   <c:spPr bwMode="auto">
     <a:xfrm rot="0" flipH="0" flipV="0">
       <a:off x="0" y="0"/>
-      <a:ext cx="8498415" cy="3393264"/>
-    </a:xfrm>
-    <a:prstGeom prst="rect">
-      <a:avLst/>
-    </a:prstGeom>
-    <a:solidFill>
-      <a:schemeClr val="bg1"/>
-    </a:solidFill>
-    <a:ln w="9525" cap="flat" cmpd="sng" algn="ctr">
-      <a:solidFill>
-        <a:schemeClr val="tx1">
-          <a:lumMod val="15000"/>
-          <a:lumOff val="85000"/>
-        </a:schemeClr>
-      </a:solidFill>
-      <a:round/>
-    </a:ln>
-  </c:spPr>
-  <c:txPr>
-    <a:bodyPr/>
-    <a:p>
-      <a:pPr>
-        <a:defRPr sz="1000">
-          <a:solidFill>
-            <a:schemeClr val="tx1"/>
-          </a:solidFill>
-          <a:latin typeface="+mn-lt"/>
-          <a:ea typeface="+mn-ea"/>
-          <a:cs typeface="+mn-cs"/>
-        </a:defRPr>
-      </a:pPr>
-      <a:endParaRPr/>
-    </a:p>
-  </c:txPr>
-  <c:externalData r:id="rId3">
-    <c:autoUpdate val="0"/>
-  </c:externalData>
-  <c:printSettings>
-    <c:headerFooter/>
-    <c:pageMargins l="0.69999999999999996" r="0.69999999999999996" t="0.75" b="0.75" header="0.29999999999999999" footer="0.29999999999999999"/>
-    <c:pageSetup/>
-  </c:printSettings>
-</c:chartSpace>
-</file>
-
-<file path=word/charts/chart3.xml><?xml version="1.0" encoding="utf-8"?>
-<c:chartSpace xmlns:c="http://schemas.openxmlformats.org/drawingml/2006/chart" xmlns:a="http://schemas.openxmlformats.org/drawingml/2006/main" xmlns:r="http://schemas.openxmlformats.org/officeDocument/2006/relationships" xmlns:mc="http://schemas.openxmlformats.org/markup-compatibility/2006" xmlns:c14="http://schemas.microsoft.com/office/drawing/2007/8/2/chart">
-  <c:date1904 val="0"/>
-  <c:lang val="en-US"/>
-  <c:roundedCorners val="0"/>
-  <mc:AlternateContent>
-    <mc:Choice Requires="c14">
-      <c14:style val="102"/>
-    </mc:Choice>
-    <mc:Fallback>
-      <c:style val="2"/>
-    </mc:Fallback>
-  </mc:AlternateContent>
-  <c:chart>
-    <c:title>
-      <c:tx>
-        <c:rich>
-          <a:bodyPr/>
-          <a:p>
-            <a:pPr>
-              <a:defRPr/>
-            </a:pPr>
-            <a:r>
-              <a:rPr/>
-              <a:t>Pruebas Input005.txt</a:t>
-            </a:r>
-            <a:endParaRPr/>
-          </a:p>
-        </c:rich>
-      </c:tx>
-      <c:layout/>
-      <c:overlay val="1"/>
-      <c:spPr bwMode="auto">
-        <a:prstGeom prst="rect">
-          <a:avLst/>
-        </a:prstGeom>
-        <a:noFill/>
-        <a:ln>
-          <a:noFill/>
-        </a:ln>
-      </c:spPr>
-      <c:txPr>
-        <a:bodyPr/>
-        <a:p>
-          <a:pPr>
-            <a:defRPr sz="1400" b="0" spc="0">
-              <a:solidFill>
-                <a:schemeClr val="tx1">
-                  <a:lumMod val="65000"/>
-                  <a:lumOff val="35000"/>
-                </a:schemeClr>
-              </a:solidFill>
-              <a:latin typeface="+mn-lt"/>
-              <a:ea typeface="+mn-ea"/>
-              <a:cs typeface="+mn-cs"/>
-            </a:defRPr>
-          </a:pPr>
-          <a:endParaRPr/>
-        </a:p>
-      </c:txPr>
-    </c:title>
-    <c:autoTitleDeleted val="0"/>
-    <c:plotArea>
-      <c:layout>
-        <c:manualLayout>
-          <c:layoutTarget val="inner"/>
-          <c:xMode val="edge"/>
-          <c:yMode val="edge"/>
-          <c:x val="0.13358999999999999"/>
-          <c:y val="0.14649000000000001"/>
-          <c:w val="0.65341000000000005"/>
-          <c:h val="0.79722000000000004"/>
-        </c:manualLayout>
-      </c:layout>
-      <c:barChart>
-        <c:barDir val="col"/>
-        <c:grouping val="clustered"/>
-        <c:varyColors val="0"/>
-        <c:ser>
-          <c:idx val="0"/>
-          <c:order val="1"/>
-          <c:tx>
-            <c:strRef>
-              <c:f>Sheet1!$B$1</c:f>
-              <c:strCache>
-                <c:ptCount val="1"/>
-              </c:strCache>
-            </c:strRef>
-          </c:tx>
-          <c:spPr bwMode="auto">
-            <a:prstGeom prst="rect">
-              <a:avLst/>
-            </a:prstGeom>
-            <a:solidFill>
-              <a:schemeClr val="accent1"/>
-            </a:solidFill>
-            <a:ln>
-              <a:noFill/>
-            </a:ln>
-          </c:spPr>
-          <c:invertIfNegative val="0"/>
-          <c:dLbls>
-            <c:dLbl>
-              <c:idx val="0"/>
-              <c:dLblPos val="ctr"/>
-              <c:layout>
-                <c:manualLayout>
-                  <c:x val="0.054080000000000003"/>
-                  <c:y val="-0.33318999999999999"/>
-                </c:manualLayout>
-              </c:layout>
-              <c:separator xml:space="preserve"> </c:separator>
-              <c:showBubbleSize val="0"/>
-              <c:showCatName val="0"/>
-              <c:showLegendKey val="0"/>
-              <c:showPercent val="0"/>
-              <c:showSerName val="0"/>
-              <c:showVal val="1"/>
-              <c:spPr bwMode="auto">
-                <a:prstGeom prst="rect">
-                  <a:avLst/>
-                </a:prstGeom>
-                <a:noFill/>
-                <a:ln>
-                  <a:noFill/>
-                </a:ln>
-              </c:spPr>
-              <c:txPr>
-                <a:bodyPr/>
-                <a:p>
-                  <a:pPr>
-                    <a:defRPr sz="900">
-                      <a:solidFill>
-                        <a:schemeClr val="tx1">
-                          <a:lumMod val="75000"/>
-                          <a:lumOff val="25000"/>
-                        </a:schemeClr>
-                      </a:solidFill>
-                      <a:latin typeface="+mn-lt"/>
-                      <a:ea typeface="+mn-ea"/>
-                      <a:cs typeface="+mn-cs"/>
-                    </a:defRPr>
-                  </a:pPr>
-                  <a:endParaRPr/>
-                </a:p>
-              </c:txPr>
-            </c:dLbl>
-            <c:dLblPos val="ctr"/>
-            <c:separator xml:space="preserve"> </c:separator>
-            <c:showBubbleSize val="0"/>
-            <c:showCatName val="0"/>
-            <c:showLeaderLines val="0"/>
-            <c:showLegendKey val="0"/>
-            <c:showPercent val="0"/>
-            <c:showSerName val="0"/>
-            <c:showVal val="1"/>
-            <c:spPr bwMode="auto">
-              <a:prstGeom prst="rect">
-                <a:avLst/>
-              </a:prstGeom>
-              <a:noFill/>
-              <a:ln>
-                <a:noFill/>
-              </a:ln>
-            </c:spPr>
-            <c:txPr>
-              <a:bodyPr/>
-              <a:p>
-                <a:pPr>
-                  <a:defRPr sz="900">
-                    <a:solidFill>
-                      <a:schemeClr val="tx1">
-                        <a:lumMod val="75000"/>
-                        <a:lumOff val="25000"/>
-                      </a:schemeClr>
-                    </a:solidFill>
-                    <a:latin typeface="+mn-lt"/>
-                    <a:ea typeface="+mn-ea"/>
-                    <a:cs typeface="+mn-cs"/>
-                  </a:defRPr>
-                </a:pPr>
-                <a:endParaRPr/>
-              </a:p>
-            </c:txPr>
-          </c:dLbls>
-          <c:cat>
-            <c:numRef>
-              <c:f>Sheet1!$A$2:$A$6</c:f>
-              <c:numCache>
-                <c:formatCode>General</c:formatCode>
-                <c:ptCount val="5"/>
-              </c:numCache>
-            </c:numRef>
-          </c:cat>
-          <c:val>
-            <c:numRef>
-              <c:f>Sheet1!$B$2:$B$6</c:f>
-              <c:numCache>
-                <c:formatCode>General</c:formatCode>
-                <c:ptCount val="5"/>
-              </c:numCache>
-            </c:numRef>
-          </c:val>
-        </c:ser>
-        <c:ser>
-          <c:idx val="1"/>
-          <c:order val="2"/>
-          <c:tx>
-            <c:strRef>
-              <c:f>Sheet1!$C$1</c:f>
-              <c:strCache>
-                <c:ptCount val="1"/>
-                <c:pt idx="0">
-                  <c:v>Pthreads</c:v>
-                </c:pt>
-              </c:strCache>
-            </c:strRef>
-          </c:tx>
-          <c:spPr bwMode="auto">
-            <a:prstGeom prst="rect">
-              <a:avLst/>
-            </a:prstGeom>
-            <a:solidFill>
-              <a:schemeClr val="accent2"/>
-            </a:solidFill>
-          </c:spPr>
-          <c:dLbls>
-            <c:dLbl>
-              <c:idx val="1"/>
-              <c:dLblPos val="ctr"/>
-              <c:layout>
-                <c:manualLayout>
-                  <c:x val="0.046870000000000002"/>
-                  <c:y val="-0.15451999999999999"/>
-                </c:manualLayout>
-              </c:layout>
-              <c:separator xml:space="preserve"> </c:separator>
-              <c:showBubbleSize val="0"/>
-              <c:showCatName val="0"/>
-              <c:showLegendKey val="0"/>
-              <c:showPercent val="0"/>
-              <c:showSerName val="0"/>
-              <c:showVal val="1"/>
-              <c:spPr bwMode="auto">
-                <a:prstGeom prst="rect">
-                  <a:avLst/>
-                </a:prstGeom>
-                <a:noFill/>
-                <a:ln>
-                  <a:noFill/>
-                </a:ln>
-              </c:spPr>
-              <c:txPr>
-                <a:bodyPr/>
-                <a:p>
-                  <a:pPr>
-                    <a:defRPr sz="900">
-                      <a:solidFill>
-                        <a:schemeClr val="tx1">
-                          <a:lumMod val="75000"/>
-                          <a:lumOff val="25000"/>
-                        </a:schemeClr>
-                      </a:solidFill>
-                      <a:latin typeface="+mn-lt"/>
-                      <a:ea typeface="+mn-ea"/>
-                      <a:cs typeface="+mn-cs"/>
-                    </a:defRPr>
-                  </a:pPr>
-                  <a:endParaRPr/>
-                </a:p>
-              </c:txPr>
-            </c:dLbl>
-            <c:dLblPos val="ctr"/>
-            <c:separator xml:space="preserve"> </c:separator>
-            <c:showBubbleSize val="0"/>
-            <c:showCatName val="0"/>
-            <c:showLeaderLines val="0"/>
-            <c:showLegendKey val="0"/>
-            <c:showPercent val="0"/>
-            <c:showSerName val="0"/>
-            <c:showVal val="1"/>
-            <c:spPr bwMode="auto">
-              <a:prstGeom prst="rect">
-                <a:avLst/>
-              </a:prstGeom>
-              <a:noFill/>
-              <a:ln>
-                <a:noFill/>
-              </a:ln>
-            </c:spPr>
-            <c:txPr>
-              <a:bodyPr/>
-              <a:p>
-                <a:pPr>
-                  <a:defRPr sz="900">
-                    <a:solidFill>
-                      <a:schemeClr val="tx1">
-                        <a:lumMod val="75000"/>
-                        <a:lumOff val="25000"/>
-                      </a:schemeClr>
-                    </a:solidFill>
-                    <a:latin typeface="+mn-lt"/>
-                    <a:ea typeface="+mn-ea"/>
-                    <a:cs typeface="+mn-cs"/>
-                  </a:defRPr>
-                </a:pPr>
-                <a:endParaRPr/>
-              </a:p>
-            </c:txPr>
-          </c:dLbls>
-          <c:cat>
-            <c:numRef>
-              <c:f>Sheet1!$A$2:$A$6</c:f>
-              <c:numCache>
-                <c:formatCode>General</c:formatCode>
-                <c:ptCount val="5"/>
-              </c:numCache>
-            </c:numRef>
-          </c:cat>
-          <c:val>
-            <c:numRef>
-              <c:f>Sheet1!$C$2:$C$6</c:f>
-              <c:numCache>
-                <c:formatCode>General</c:formatCode>
-                <c:ptCount val="5"/>
-                <c:pt idx="1">
-                  <c:v>3.411</c:v>
-                </c:pt>
-              </c:numCache>
-            </c:numRef>
-          </c:val>
-        </c:ser>
-        <c:ser>
-          <c:idx val="2"/>
-          <c:order val="3"/>
-          <c:tx>
-            <c:strRef>
-              <c:f>Sheet1!$D$1</c:f>
-              <c:strCache>
-                <c:ptCount val="1"/>
-                <c:pt idx="0">
-                  <c:v xml:space="preserve">Optimization: pthreads</c:v>
-                </c:pt>
-              </c:strCache>
-            </c:strRef>
-          </c:tx>
-          <c:spPr bwMode="auto">
-            <a:prstGeom prst="rect">
-              <a:avLst/>
-            </a:prstGeom>
-            <a:solidFill>
-              <a:schemeClr val="accent3"/>
-            </a:solidFill>
-            <a:ln w="28575" cap="rnd">
-              <a:solidFill>
-                <a:schemeClr val="accent3"/>
-              </a:solidFill>
-              <a:round/>
-            </a:ln>
-          </c:spPr>
-          <c:dLbls>
-            <c:dLbl>
-              <c:idx val="2"/>
-              <c:dLblPos val="ctr"/>
-              <c:layout>
-                <c:manualLayout>
-                  <c:x val="0.050479999999999997"/>
-                  <c:y val="-0.14244999999999999"/>
-                </c:manualLayout>
-              </c:layout>
-              <c:separator xml:space="preserve"> </c:separator>
-              <c:showBubbleSize val="0"/>
-              <c:showCatName val="0"/>
-              <c:showLegendKey val="0"/>
-              <c:showPercent val="0"/>
-              <c:showSerName val="0"/>
-              <c:showVal val="1"/>
-              <c:spPr bwMode="auto">
-                <a:prstGeom prst="rect">
-                  <a:avLst/>
-                </a:prstGeom>
-                <a:noFill/>
-                <a:ln>
-                  <a:noFill/>
-                </a:ln>
-              </c:spPr>
-              <c:txPr>
-                <a:bodyPr/>
-                <a:p>
-                  <a:pPr>
-                    <a:defRPr sz="900">
-                      <a:solidFill>
-                        <a:schemeClr val="tx1">
-                          <a:lumMod val="75000"/>
-                          <a:lumOff val="25000"/>
-                        </a:schemeClr>
-                      </a:solidFill>
-                      <a:latin typeface="+mn-lt"/>
-                      <a:ea typeface="+mn-ea"/>
-                      <a:cs typeface="+mn-cs"/>
-                    </a:defRPr>
-                  </a:pPr>
-                  <a:endParaRPr/>
-                </a:p>
-              </c:txPr>
-            </c:dLbl>
-            <c:dLblPos val="ctr"/>
-            <c:separator xml:space="preserve"> </c:separator>
-            <c:showBubbleSize val="0"/>
-            <c:showCatName val="0"/>
-            <c:showLeaderLines val="0"/>
-            <c:showLegendKey val="0"/>
-            <c:showPercent val="0"/>
-            <c:showSerName val="0"/>
-            <c:showVal val="1"/>
-            <c:spPr bwMode="auto">
-              <a:prstGeom prst="rect">
-                <a:avLst/>
-              </a:prstGeom>
-              <a:noFill/>
-              <a:ln>
-                <a:noFill/>
-              </a:ln>
-            </c:spPr>
-            <c:txPr>
-              <a:bodyPr/>
-              <a:p>
-                <a:pPr>
-                  <a:defRPr sz="900">
-                    <a:solidFill>
-                      <a:schemeClr val="tx1">
-                        <a:lumMod val="75000"/>
-                        <a:lumOff val="25000"/>
-                      </a:schemeClr>
-                    </a:solidFill>
-                    <a:latin typeface="+mn-lt"/>
-                    <a:ea typeface="+mn-ea"/>
-                    <a:cs typeface="+mn-cs"/>
-                  </a:defRPr>
-                </a:pPr>
-                <a:endParaRPr/>
-              </a:p>
-            </c:txPr>
-          </c:dLbls>
-          <c:cat>
-            <c:numRef>
-              <c:f>Sheet1!$A$2:$A$6</c:f>
-              <c:numCache>
-                <c:formatCode>General</c:formatCode>
-                <c:ptCount val="5"/>
-              </c:numCache>
-            </c:numRef>
-          </c:cat>
-          <c:val>
-            <c:numRef>
-              <c:f>Sheet1!$D$2:$D$6</c:f>
-              <c:numCache>
-                <c:formatCode>General</c:formatCode>
-                <c:ptCount val="5"/>
-                <c:pt idx="2">
-                  <c:v>3.6</c:v>
-                </c:pt>
-              </c:numCache>
-            </c:numRef>
-          </c:val>
-        </c:ser>
-        <c:ser>
-          <c:idx val="3"/>
-          <c:order val="4"/>
-          <c:tx>
-            <c:strRef>
-              <c:f>Sheet1!$E$1</c:f>
-              <c:strCache>
-                <c:ptCount val="1"/>
-                <c:pt idx="0">
-                  <c:v xml:space="preserve">Optimization: Dynamic</c:v>
-                </c:pt>
-              </c:strCache>
-            </c:strRef>
-          </c:tx>
-          <c:spPr bwMode="auto">
-            <a:prstGeom prst="rect">
-              <a:avLst/>
-            </a:prstGeom>
-            <a:solidFill>
-              <a:schemeClr val="accent4"/>
-            </a:solidFill>
-            <a:ln w="28575" cap="rnd">
-              <a:solidFill>
-                <a:schemeClr val="accent4"/>
-              </a:solidFill>
-              <a:round/>
-            </a:ln>
-          </c:spPr>
-          <c:dLbls>
-            <c:dLbl>
-              <c:idx val="3"/>
-              <c:dLblPos val="ctr"/>
-              <c:layout>
-                <c:manualLayout>
-                  <c:x val="0.0084100000000000008"/>
-                  <c:y val="-0.17383999999999999"/>
-                </c:manualLayout>
-              </c:layout>
-              <c:separator xml:space="preserve"> </c:separator>
-              <c:showBubbleSize val="0"/>
-              <c:showCatName val="0"/>
-              <c:showLegendKey val="0"/>
-              <c:showPercent val="0"/>
-              <c:showSerName val="0"/>
-              <c:showVal val="1"/>
-              <c:spPr bwMode="auto">
-                <a:prstGeom prst="rect">
-                  <a:avLst/>
-                </a:prstGeom>
-                <a:noFill/>
-                <a:ln>
-                  <a:noFill/>
-                </a:ln>
-              </c:spPr>
-              <c:txPr>
-                <a:bodyPr/>
-                <a:p>
-                  <a:pPr>
-                    <a:defRPr sz="900">
-                      <a:solidFill>
-                        <a:schemeClr val="tx1">
-                          <a:lumMod val="75000"/>
-                          <a:lumOff val="25000"/>
-                        </a:schemeClr>
-                      </a:solidFill>
-                      <a:latin typeface="+mn-lt"/>
-                      <a:ea typeface="+mn-ea"/>
-                      <a:cs typeface="+mn-cs"/>
-                    </a:defRPr>
-                  </a:pPr>
-                  <a:endParaRPr/>
-                </a:p>
-              </c:txPr>
-            </c:dLbl>
-            <c:dLblPos val="ctr"/>
-            <c:separator xml:space="preserve"> </c:separator>
-            <c:showBubbleSize val="0"/>
-            <c:showCatName val="0"/>
-            <c:showLeaderLines val="0"/>
-            <c:showLegendKey val="0"/>
-            <c:showPercent val="0"/>
-            <c:showSerName val="0"/>
-            <c:showVal val="1"/>
-            <c:spPr bwMode="auto">
-              <a:prstGeom prst="rect">
-                <a:avLst/>
-              </a:prstGeom>
-              <a:noFill/>
-              <a:ln>
-                <a:noFill/>
-              </a:ln>
-            </c:spPr>
-            <c:txPr>
-              <a:bodyPr/>
-              <a:p>
-                <a:pPr>
-                  <a:defRPr sz="900">
-                    <a:solidFill>
-                      <a:schemeClr val="tx1">
-                        <a:lumMod val="75000"/>
-                        <a:lumOff val="25000"/>
-                      </a:schemeClr>
-                    </a:solidFill>
-                    <a:latin typeface="+mn-lt"/>
-                    <a:ea typeface="+mn-ea"/>
-                    <a:cs typeface="+mn-cs"/>
-                  </a:defRPr>
-                </a:pPr>
-                <a:endParaRPr/>
-              </a:p>
-            </c:txPr>
-          </c:dLbls>
-          <c:cat>
-            <c:numRef>
-              <c:f>Sheet1!$A$2:$A$6</c:f>
-              <c:numCache>
-                <c:formatCode>General</c:formatCode>
-                <c:ptCount val="5"/>
-              </c:numCache>
-            </c:numRef>
-          </c:cat>
-          <c:val>
-            <c:numRef>
-              <c:f>Sheet1!$E$2:$E$5</c:f>
-              <c:numCache>
-                <c:formatCode>General</c:formatCode>
-                <c:ptCount val="4"/>
-                <c:pt idx="3">
-                  <c:v>3.53</c:v>
-                </c:pt>
-              </c:numCache>
-            </c:numRef>
-          </c:val>
-        </c:ser>
-        <c:dLbls>
-          <c:dLblPos val="ctr"/>
-          <c:separator xml:space="preserve"> </c:separator>
-          <c:showBubbleSize val="0"/>
-          <c:showCatName val="0"/>
-          <c:showLeaderLines val="0"/>
-          <c:showLegendKey val="0"/>
-          <c:showPercent val="0"/>
-          <c:showSerName val="0"/>
-          <c:showVal val="1"/>
-          <c:spPr bwMode="auto">
-            <a:prstGeom prst="rect">
-              <a:avLst/>
-            </a:prstGeom>
-            <a:noFill/>
-            <a:ln>
-              <a:noFill/>
-            </a:ln>
-          </c:spPr>
-          <c:txPr>
-            <a:bodyPr/>
-            <a:p>
-              <a:pPr>
-                <a:defRPr sz="900">
-                  <a:solidFill>
-                    <a:schemeClr val="tx1">
-                      <a:lumMod val="75000"/>
-                      <a:lumOff val="25000"/>
-                    </a:schemeClr>
-                  </a:solidFill>
-                  <a:latin typeface="+mn-lt"/>
-                  <a:ea typeface="+mn-ea"/>
-                  <a:cs typeface="+mn-cs"/>
-                </a:defRPr>
-              </a:pPr>
-              <a:endParaRPr/>
-            </a:p>
-          </c:txPr>
-        </c:dLbls>
-        <c:gapWidth val="150"/>
-        <c:axId val="1866169635"/>
-        <c:axId val="1866169636"/>
-      </c:barChart>
-      <c:lineChart>
-        <c:grouping val="standard"/>
-        <c:varyColors val="0"/>
-        <c:ser>
-          <c:idx val="4"/>
-          <c:order val="0"/>
-          <c:tx>
-            <c:strRef>
-              <c:f>Sheet1!$F$1</c:f>
-              <c:strCache>
-                <c:ptCount val="1"/>
-                <c:pt idx="0">
-                  <c:v>Veces</c:v>
-                </c:pt>
-              </c:strCache>
-            </c:strRef>
-          </c:tx>
-          <c:spPr bwMode="auto">
-            <a:prstGeom prst="rect">
-              <a:avLst/>
-            </a:prstGeom>
-            <a:solidFill>
-              <a:schemeClr val="accent5"/>
-            </a:solidFill>
-            <a:ln w="28575" cap="rnd">
-              <a:solidFill>
-                <a:schemeClr val="accent5"/>
-              </a:solidFill>
-              <a:round/>
-            </a:ln>
-          </c:spPr>
-          <c:marker>
-            <c:symbol val="none"/>
-          </c:marker>
-          <c:dLbls>
-            <c:dLbl>
-              <c:idx val="2"/>
-              <c:dLblPos val="ctr"/>
-              <c:layout>
-                <c:manualLayout>
-                  <c:x val="0.02283"/>
-                  <c:y val="0.036209999999999999"/>
-                </c:manualLayout>
-              </c:layout>
-              <c:separator xml:space="preserve"> </c:separator>
-              <c:showBubbleSize val="0"/>
-              <c:showCatName val="0"/>
-              <c:showLegendKey val="0"/>
-              <c:showPercent val="0"/>
-              <c:showSerName val="0"/>
-              <c:showVal val="1"/>
-              <c:spPr bwMode="auto">
-                <a:prstGeom prst="rect">
-                  <a:avLst/>
-                </a:prstGeom>
-                <a:noFill/>
-                <a:ln>
-                  <a:noFill/>
-                </a:ln>
-              </c:spPr>
-              <c:txPr>
-                <a:bodyPr/>
-                <a:p>
-                  <a:pPr>
-                    <a:defRPr sz="900">
-                      <a:solidFill>
-                        <a:srgbClr val="000000"/>
-                      </a:solidFill>
-                      <a:latin typeface="+mn-lt"/>
-                      <a:ea typeface="+mn-ea"/>
-                      <a:cs typeface="+mn-cs"/>
-                    </a:defRPr>
-                  </a:pPr>
-                  <a:endParaRPr/>
-                </a:p>
-              </c:txPr>
-            </c:dLbl>
-            <c:dLbl>
-              <c:idx val="1"/>
-              <c:dLblPos val="ctr"/>
-              <c:layout>
-                <c:manualLayout>
-                  <c:x val="0.018020000000000001"/>
-                  <c:y val="0.024140000000000002"/>
-                </c:manualLayout>
-              </c:layout>
-              <c:separator xml:space="preserve"> </c:separator>
-              <c:showBubbleSize val="0"/>
-              <c:showCatName val="0"/>
-              <c:showLegendKey val="0"/>
-              <c:showPercent val="0"/>
-              <c:showSerName val="0"/>
-              <c:showVal val="1"/>
-              <c:spPr bwMode="auto">
-                <a:prstGeom prst="rect">
-                  <a:avLst/>
-                </a:prstGeom>
-                <a:noFill/>
-                <a:ln>
-                  <a:noFill/>
-                </a:ln>
-              </c:spPr>
-              <c:txPr>
-                <a:bodyPr/>
-                <a:p>
-                  <a:pPr>
-                    <a:defRPr sz="900">
-                      <a:solidFill>
-                        <a:srgbClr val="000000"/>
-                      </a:solidFill>
-                      <a:latin typeface="+mn-lt"/>
-                      <a:ea typeface="+mn-ea"/>
-                      <a:cs typeface="+mn-cs"/>
-                    </a:defRPr>
-                  </a:pPr>
-                  <a:endParaRPr/>
-                </a:p>
-              </c:txPr>
-            </c:dLbl>
-            <c:dLbl>
-              <c:idx val="0"/>
-              <c:dLblPos val="ctr"/>
-              <c:layout>
-                <c:manualLayout>
-                  <c:x val="-0.02283"/>
-                  <c:y val="0.026550000000000001"/>
-                </c:manualLayout>
-              </c:layout>
-              <c:separator xml:space="preserve"> </c:separator>
-              <c:showBubbleSize val="0"/>
-              <c:showCatName val="0"/>
-              <c:showLegendKey val="0"/>
-              <c:showPercent val="0"/>
-              <c:showSerName val="0"/>
-              <c:showVal val="1"/>
-              <c:spPr bwMode="auto">
-                <a:prstGeom prst="rect">
-                  <a:avLst/>
-                </a:prstGeom>
-                <a:noFill/>
-                <a:ln>
-                  <a:noFill/>
-                </a:ln>
-              </c:spPr>
-              <c:txPr>
-                <a:bodyPr/>
-                <a:p>
-                  <a:pPr>
-                    <a:defRPr sz="900">
-                      <a:solidFill>
-                        <a:srgbClr val="000000"/>
-                      </a:solidFill>
-                      <a:latin typeface="+mn-lt"/>
-                      <a:ea typeface="+mn-ea"/>
-                      <a:cs typeface="+mn-cs"/>
-                    </a:defRPr>
-                  </a:pPr>
-                  <a:endParaRPr/>
-                </a:p>
-              </c:txPr>
-            </c:dLbl>
-            <c:dLbl>
-              <c:idx val="3"/>
-              <c:dLblPos val="ctr"/>
-              <c:layout>
-                <c:manualLayout>
-                  <c:x val="0.02043"/>
-                  <c:y val="0.016899999999999998"/>
-                </c:manualLayout>
-              </c:layout>
-              <c:separator xml:space="preserve"> </c:separator>
-              <c:showBubbleSize val="0"/>
-              <c:showCatName val="0"/>
-              <c:showLegendKey val="0"/>
-              <c:showPercent val="0"/>
-              <c:showSerName val="0"/>
-              <c:showVal val="1"/>
-              <c:spPr bwMode="auto">
-                <a:prstGeom prst="rect">
-                  <a:avLst/>
-                </a:prstGeom>
-                <a:noFill/>
-                <a:ln>
-                  <a:noFill/>
-                </a:ln>
-              </c:spPr>
-              <c:txPr>
-                <a:bodyPr/>
-                <a:p>
-                  <a:pPr>
-                    <a:defRPr sz="900">
-                      <a:solidFill>
-                        <a:srgbClr val="000000"/>
-                      </a:solidFill>
-                      <a:latin typeface="+mn-lt"/>
-                      <a:ea typeface="+mn-ea"/>
-                      <a:cs typeface="+mn-cs"/>
-                    </a:defRPr>
-                  </a:pPr>
-                  <a:endParaRPr/>
-                </a:p>
-              </c:txPr>
-            </c:dLbl>
-            <c:dLblPos val="ctr"/>
-            <c:separator xml:space="preserve"> </c:separator>
-            <c:showBubbleSize val="0"/>
-            <c:showCatName val="0"/>
-            <c:showLeaderLines val="0"/>
-            <c:showLegendKey val="0"/>
-            <c:showPercent val="0"/>
-            <c:showSerName val="0"/>
-            <c:showVal val="1"/>
-            <c:spPr bwMode="auto">
-              <a:prstGeom prst="rect">
-                <a:avLst/>
-              </a:prstGeom>
-              <a:noFill/>
-              <a:ln>
-                <a:noFill/>
-              </a:ln>
-            </c:spPr>
-            <c:txPr>
-              <a:bodyPr/>
-              <a:p>
-                <a:pPr>
-                  <a:defRPr sz="900">
-                    <a:solidFill>
-                      <a:srgbClr val="000000"/>
-                    </a:solidFill>
-                    <a:latin typeface="+mn-lt"/>
-                    <a:ea typeface="+mn-ea"/>
-                    <a:cs typeface="+mn-cs"/>
-                  </a:defRPr>
-                </a:pPr>
-                <a:endParaRPr/>
-              </a:p>
-            </c:txPr>
-          </c:dLbls>
-          <c:cat>
-            <c:numRef>
-              <c:f>Sheet1!$A$2:$A$6</c:f>
-              <c:numCache>
-                <c:formatCode>General</c:formatCode>
-                <c:ptCount val="5"/>
-              </c:numCache>
-            </c:numRef>
-          </c:cat>
-          <c:val>
-            <c:numRef>
-              <c:f>Sheet1!$F$2:$F$6</c:f>
-              <c:numCache>
-                <c:formatCode>General</c:formatCode>
-                <c:ptCount val="5"/>
-                <c:pt idx="1">
-                  <c:v>0.29</c:v>
-                </c:pt>
-                <c:pt idx="2">
-                  <c:v>0.3</c:v>
-                </c:pt>
-                <c:pt idx="3">
-                  <c:v>0.4</c:v>
-                </c:pt>
-              </c:numCache>
-            </c:numRef>
-          </c:val>
-          <c:smooth val="0"/>
-        </c:ser>
-        <c:dLbls>
-          <c:dLblPos val="ctr"/>
-          <c:separator xml:space="preserve"> </c:separator>
-          <c:showBubbleSize val="0"/>
-          <c:showCatName val="0"/>
-          <c:showLeaderLines val="0"/>
-          <c:showLegendKey val="0"/>
-          <c:showPercent val="0"/>
-          <c:showSerName val="0"/>
-          <c:showVal val="1"/>
-          <c:spPr bwMode="auto">
-            <a:prstGeom prst="rect">
-              <a:avLst/>
-            </a:prstGeom>
-            <a:noFill/>
-            <a:ln>
-              <a:noFill/>
-            </a:ln>
-          </c:spPr>
-          <c:txPr>
-            <a:bodyPr/>
-            <a:p>
-              <a:pPr>
-                <a:defRPr sz="900">
-                  <a:solidFill>
-                    <a:schemeClr val="tx1">
-                      <a:lumMod val="75000"/>
-                      <a:lumOff val="25000"/>
-                    </a:schemeClr>
-                  </a:solidFill>
-                  <a:latin typeface="+mn-lt"/>
-                  <a:ea typeface="+mn-ea"/>
-                  <a:cs typeface="+mn-cs"/>
-                </a:defRPr>
-              </a:pPr>
-              <a:endParaRPr/>
-            </a:p>
-          </c:txPr>
-        </c:dLbls>
-        <c:marker val="0"/>
-        <c:smooth val="0"/>
-        <c:axId val="1866169637"/>
-        <c:axId val="1866169638"/>
-      </c:lineChart>
-      <c:catAx>
-        <c:axId val="1866169635"/>
-        <c:scaling>
-          <c:orientation val="minMax"/>
-        </c:scaling>
-        <c:delete val="0"/>
-        <c:axPos val="b"/>
-        <c:numFmt formatCode="General" sourceLinked="1"/>
-        <c:majorTickMark val="none"/>
-        <c:minorTickMark val="none"/>
-        <c:tickLblPos val="nextTo"/>
-        <c:spPr bwMode="auto">
-          <a:prstGeom prst="rect">
-            <a:avLst/>
-          </a:prstGeom>
-          <a:noFill/>
-          <a:ln w="9525" cap="flat" cmpd="sng" algn="ctr">
-            <a:solidFill>
-              <a:schemeClr val="tx1">
-                <a:lumMod val="15000"/>
-                <a:lumOff val="85000"/>
-              </a:schemeClr>
-            </a:solidFill>
-            <a:round/>
-          </a:ln>
-        </c:spPr>
-        <c:txPr>
-          <a:bodyPr/>
-          <a:p>
-            <a:pPr>
-              <a:defRPr sz="900">
-                <a:solidFill>
-                  <a:schemeClr val="tx1">
-                    <a:lumMod val="65000"/>
-                    <a:lumOff val="35000"/>
-                  </a:schemeClr>
-                </a:solidFill>
-                <a:latin typeface="Arial"/>
-                <a:ea typeface="Arial"/>
-                <a:cs typeface="Arial"/>
-              </a:defRPr>
-            </a:pPr>
-            <a:endParaRPr/>
-          </a:p>
-        </c:txPr>
-        <c:crossAx val="1866169636"/>
-        <c:crosses val="autoZero"/>
-        <c:auto val="1"/>
-        <c:lblAlgn val="ctr"/>
-        <c:lblOffset val="100"/>
-        <c:tickMarkSkip val="1"/>
-        <c:noMultiLvlLbl val="0"/>
-      </c:catAx>
-      <c:valAx>
-        <c:axId val="1866169636"/>
-        <c:scaling>
-          <c:orientation val="minMax"/>
-        </c:scaling>
-        <c:delete val="0"/>
-        <c:axPos val="l"/>
-        <c:majorGridlines>
-          <c:spPr bwMode="auto">
-            <a:prstGeom prst="rect">
-              <a:avLst/>
-            </a:prstGeom>
-            <a:noFill/>
-            <a:ln w="9525" cap="flat" cmpd="sng" algn="ctr">
-              <a:solidFill>
-                <a:schemeClr val="tx1">
-                  <a:lumMod val="15000"/>
-                  <a:lumOff val="85000"/>
-                </a:schemeClr>
-              </a:solidFill>
-              <a:round/>
-            </a:ln>
-          </c:spPr>
-        </c:majorGridlines>
-        <c:title>
-          <c:tx>
-            <c:rich>
-              <a:bodyPr rot="0" vert="horz"/>
-              <a:p>
-                <a:pPr>
-                  <a:defRPr sz="1000">
-                    <a:solidFill>
-                      <a:schemeClr val="tx1">
-                        <a:lumMod val="65000"/>
-                        <a:lumOff val="35000"/>
-                      </a:schemeClr>
-                    </a:solidFill>
-                    <a:latin typeface="+mn-lt"/>
-                    <a:ea typeface="+mn-ea"/>
-                    <a:cs typeface="+mn-cs"/>
-                  </a:defRPr>
-                </a:pPr>
-                <a:r>
-                  <a:rPr/>
-                  <a:t>Veces</a:t>
-                </a:r>
-                <a:endParaRPr/>
-              </a:p>
-            </c:rich>
-          </c:tx>
-          <c:layout/>
-          <c:overlay val="0"/>
-          <c:spPr bwMode="auto">
-            <a:prstGeom prst="rect">
-              <a:avLst/>
-            </a:prstGeom>
-            <a:noFill/>
-            <a:ln>
-              <a:noFill/>
-            </a:ln>
-          </c:spPr>
-          <c:txPr>
-            <a:bodyPr rot="0" vert="horz"/>
-            <a:p>
-              <a:pPr>
-                <a:defRPr sz="1000">
-                  <a:solidFill>
-                    <a:schemeClr val="tx1">
-                      <a:lumMod val="65000"/>
-                      <a:lumOff val="35000"/>
-                    </a:schemeClr>
-                  </a:solidFill>
-                  <a:latin typeface="+mn-lt"/>
-                  <a:ea typeface="+mn-ea"/>
-                  <a:cs typeface="+mn-cs"/>
-                </a:defRPr>
-              </a:pPr>
-              <a:endParaRPr/>
-            </a:p>
-          </c:txPr>
-        </c:title>
-        <c:numFmt formatCode="General" sourceLinked="1"/>
-        <c:majorTickMark val="none"/>
-        <c:minorTickMark val="none"/>
-        <c:tickLblPos val="nextTo"/>
-        <c:spPr bwMode="auto">
-          <a:prstGeom prst="rect">
-            <a:avLst/>
-          </a:prstGeom>
-          <a:noFill/>
-          <a:ln>
-            <a:noFill/>
-          </a:ln>
-        </c:spPr>
-        <c:txPr>
-          <a:bodyPr/>
-          <a:p>
-            <a:pPr>
-              <a:defRPr sz="900">
-                <a:solidFill>
-                  <a:schemeClr val="tx1">
-                    <a:lumMod val="65000"/>
-                    <a:lumOff val="35000"/>
-                  </a:schemeClr>
-                </a:solidFill>
-                <a:latin typeface="Arial"/>
-                <a:ea typeface="Arial"/>
-                <a:cs typeface="Arial"/>
-              </a:defRPr>
-            </a:pPr>
-            <a:endParaRPr/>
-          </a:p>
-        </c:txPr>
-        <c:crossAx val="1866169635"/>
-        <c:crosses val="autoZero"/>
-        <c:crossBetween val="between"/>
-      </c:valAx>
-      <c:catAx>
-        <c:axId val="1866169637"/>
-        <c:scaling>
-          <c:orientation val="minMax"/>
-        </c:scaling>
-        <c:delete val="1"/>
-        <c:axPos val="b"/>
-        <c:numFmt formatCode="General" sourceLinked="1"/>
-        <c:majorTickMark val="none"/>
-        <c:minorTickMark val="none"/>
-        <c:tickLblPos val="nextTo"/>
-        <c:spPr bwMode="auto">
-          <a:prstGeom prst="rect">
-            <a:avLst/>
-          </a:prstGeom>
-          <a:noFill/>
-          <a:ln w="9525" cap="flat" cmpd="sng" algn="ctr">
-            <a:solidFill>
-              <a:schemeClr val="tx1">
-                <a:lumMod val="15000"/>
-                <a:lumOff val="85000"/>
-              </a:schemeClr>
-            </a:solidFill>
-            <a:round/>
-          </a:ln>
-        </c:spPr>
-        <c:txPr>
-          <a:bodyPr/>
-          <a:p>
-            <a:pPr>
-              <a:defRPr sz="900">
-                <a:solidFill>
-                  <a:schemeClr val="tx1">
-                    <a:lumMod val="65000"/>
-                    <a:lumOff val="35000"/>
-                  </a:schemeClr>
-                </a:solidFill>
-                <a:latin typeface="Arial"/>
-                <a:ea typeface="Arial"/>
-                <a:cs typeface="Arial"/>
-              </a:defRPr>
-            </a:pPr>
-            <a:endParaRPr/>
-          </a:p>
-        </c:txPr>
-        <c:crossAx val="1866169638"/>
-        <c:crosses val="max"/>
-        <c:auto val="1"/>
-        <c:lblAlgn val="ctr"/>
-        <c:lblOffset val="100"/>
-        <c:tickMarkSkip val="1"/>
-        <c:noMultiLvlLbl val="0"/>
-      </c:catAx>
-      <c:valAx>
-        <c:axId val="1866169638"/>
-        <c:scaling>
-          <c:orientation val="minMax"/>
-        </c:scaling>
-        <c:delete val="0"/>
-        <c:axPos val="r"/>
-        <c:title>
-          <c:tx>
-            <c:rich>
-              <a:bodyPr rot="0" vert="horz"/>
-              <a:p>
-                <a:pPr>
-                  <a:defRPr sz="1000">
-                    <a:solidFill>
-                      <a:schemeClr val="tx1">
-                        <a:lumMod val="65000"/>
-                        <a:lumOff val="35000"/>
-                      </a:schemeClr>
-                    </a:solidFill>
-                    <a:latin typeface="+mn-lt"/>
-                    <a:ea typeface="+mn-ea"/>
-                    <a:cs typeface="+mn-cs"/>
-                  </a:defRPr>
-                </a:pPr>
-                <a:r>
-                  <a:rPr/>
-                  <a:t>Eficiencia</a:t>
-                </a:r>
-                <a:endParaRPr/>
-              </a:p>
-            </c:rich>
-          </c:tx>
-          <c:layout/>
-          <c:overlay val="0"/>
-          <c:spPr bwMode="auto">
-            <a:prstGeom prst="rect">
-              <a:avLst/>
-            </a:prstGeom>
-            <a:noFill/>
-            <a:ln>
-              <a:noFill/>
-            </a:ln>
-          </c:spPr>
-          <c:txPr>
-            <a:bodyPr rot="0" vert="horz"/>
-            <a:p>
-              <a:pPr>
-                <a:defRPr sz="1000">
-                  <a:solidFill>
-                    <a:schemeClr val="tx1">
-                      <a:lumMod val="65000"/>
-                      <a:lumOff val="35000"/>
-                    </a:schemeClr>
-                  </a:solidFill>
-                  <a:latin typeface="+mn-lt"/>
-                  <a:ea typeface="+mn-ea"/>
-                  <a:cs typeface="+mn-cs"/>
-                </a:defRPr>
-              </a:pPr>
-              <a:endParaRPr/>
-            </a:p>
-          </c:txPr>
-        </c:title>
-        <c:numFmt formatCode="General" sourceLinked="1"/>
-        <c:majorTickMark val="none"/>
-        <c:minorTickMark val="none"/>
-        <c:tickLblPos val="nextTo"/>
-        <c:spPr bwMode="auto">
-          <a:prstGeom prst="rect">
-            <a:avLst/>
-          </a:prstGeom>
-          <a:noFill/>
-          <a:ln>
-            <a:noFill/>
-          </a:ln>
-        </c:spPr>
-        <c:txPr>
-          <a:bodyPr/>
-          <a:p>
-            <a:pPr>
-              <a:defRPr sz="900">
-                <a:solidFill>
-                  <a:schemeClr val="tx1">
-                    <a:lumMod val="65000"/>
-                    <a:lumOff val="35000"/>
-                  </a:schemeClr>
-                </a:solidFill>
-                <a:latin typeface="Arial"/>
-                <a:ea typeface="Arial"/>
-                <a:cs typeface="Arial"/>
-              </a:defRPr>
-            </a:pPr>
-            <a:endParaRPr/>
-          </a:p>
-        </c:txPr>
-        <c:crossAx val="1866169637"/>
-        <c:crosses val="max"/>
-        <c:crossBetween val="between"/>
-      </c:valAx>
-      <c:spPr bwMode="auto">
-        <a:prstGeom prst="rect">
-          <a:avLst/>
-        </a:prstGeom>
-        <a:noFill/>
-        <a:ln>
-          <a:noFill/>
-        </a:ln>
-      </c:spPr>
-    </c:plotArea>
-    <c:legend>
-      <c:legendPos val="b"/>
-      <c:legendEntry>
-        <c:idx val="4"/>
-        <c:delete val="1"/>
-      </c:legendEntry>
-      <c:layout>
-        <c:manualLayout/>
-      </c:layout>
-      <c:overlay val="0"/>
-      <c:spPr bwMode="auto">
-        <a:prstGeom prst="rect">
-          <a:avLst/>
-        </a:prstGeom>
-        <a:noFill/>
-        <a:ln>
-          <a:noFill/>
-        </a:ln>
-        <a:effectLst/>
-      </c:spPr>
-      <c:txPr>
-        <a:bodyPr rot="0" spcFirstLastPara="1" vertOverflow="ellipsis" vert="horz" wrap="square" anchor="ctr" anchorCtr="1"/>
-        <a:lstStyle/>
-        <a:p>
-          <a:pPr>
-            <a:defRPr sz="900">
-              <a:solidFill>
-                <a:schemeClr val="tx1">
-                  <a:lumMod val="65000"/>
-                  <a:lumOff val="35000"/>
-                </a:schemeClr>
-              </a:solidFill>
-              <a:latin typeface="+mn-lt"/>
-              <a:ea typeface="+mn-ea"/>
-              <a:cs typeface="+mn-cs"/>
-            </a:defRPr>
-          </a:pPr>
-          <a:endParaRPr lang="en-US"/>
-        </a:p>
-      </c:txPr>
-    </c:legend>
-    <c:plotVisOnly val="1"/>
-    <c:dispBlanksAs val="gap"/>
-    <c:showDLblsOverMax val="0"/>
-  </c:chart>
-  <c:spPr bwMode="auto">
-    <a:xfrm rot="0" flipH="0" flipV="0">
-      <a:off x="0" y="0"/>
-      <a:ext cx="5940424" cy="2371905"/>
+      <a:ext cx="6774964" cy="2771952"/>
     </a:xfrm>
     <a:prstGeom prst="rect">
       <a:avLst/>
@@ -15882,46 +14499,6 @@
 </file>
 
 <file path=word/charts/colors2.xml><?xml version="1.0" encoding="utf-8"?>
-<cs:colorStyle xmlns:cs="http://schemas.microsoft.com/office/drawing/2012/chartStyle" xmlns:a="http://schemas.openxmlformats.org/drawingml/2006/main" meth="cycle" id="10">
-  <a:schemeClr val="accent1"/>
-  <a:schemeClr val="accent2"/>
-  <a:schemeClr val="accent3"/>
-  <a:schemeClr val="accent4"/>
-  <a:schemeClr val="accent5"/>
-  <a:schemeClr val="accent6"/>
-  <cs:variation/>
-  <cs:variation>
-    <a:lumMod val="60000"/>
-  </cs:variation>
-  <cs:variation>
-    <a:lumMod val="80000"/>
-    <a:lumOff val="20000"/>
-  </cs:variation>
-  <cs:variation>
-    <a:lumMod val="80000"/>
-  </cs:variation>
-  <cs:variation>
-    <a:lumMod val="60000"/>
-    <a:lumOff val="40000"/>
-  </cs:variation>
-  <cs:variation>
-    <a:lumMod val="50000"/>
-  </cs:variation>
-  <cs:variation>
-    <a:lumMod val="70000"/>
-    <a:lumOff val="30000"/>
-  </cs:variation>
-  <cs:variation>
-    <a:lumMod val="70000"/>
-  </cs:variation>
-  <cs:variation>
-    <a:lumMod val="50000"/>
-    <a:lumOff val="50000"/>
-  </cs:variation>
-</cs:colorStyle>
-</file>
-
-<file path=word/charts/colors3.xml><?xml version="1.0" encoding="utf-8"?>
 <cs:colorStyle xmlns:cs="http://schemas.microsoft.com/office/drawing/2012/chartStyle" xmlns:a="http://schemas.openxmlformats.org/drawingml/2006/main" meth="cycle" id="10">
   <a:schemeClr val="accent1"/>
   <a:schemeClr val="accent2"/>
@@ -17019,535 +15596,6 @@
 </cs:chartStyle>
 </file>
 
-<file path=word/charts/style3.xml><?xml version="1.0" encoding="utf-8"?>
-<cs:chartStyle xmlns:cs="http://schemas.microsoft.com/office/drawing/2012/chartStyle" xmlns:a="http://schemas.openxmlformats.org/drawingml/2006/main" id="201">
-  <cs:axisTitle>
-    <cs:lnRef idx="0"/>
-    <cs:fillRef idx="0"/>
-    <cs:effectRef idx="0"/>
-    <cs:fontRef idx="minor">
-      <a:schemeClr val="tx1">
-        <a:lumMod val="65000"/>
-        <a:lumOff val="35000"/>
-      </a:schemeClr>
-    </cs:fontRef>
-    <cs:defRPr sz="1000"/>
-  </cs:axisTitle>
-  <cs:categoryAxis>
-    <cs:lnRef idx="0"/>
-    <cs:fillRef idx="0"/>
-    <cs:effectRef idx="0"/>
-    <cs:fontRef idx="minor">
-      <a:schemeClr val="tx1">
-        <a:lumMod val="65000"/>
-        <a:lumOff val="35000"/>
-      </a:schemeClr>
-    </cs:fontRef>
-    <cs:spPr bwMode="auto">
-      <a:prstGeom prst="rect">
-        <a:avLst/>
-      </a:prstGeom>
-      <a:ln w="9525" cap="flat" cmpd="sng" algn="ctr">
-        <a:solidFill>
-          <a:schemeClr val="tx1">
-            <a:lumMod val="15000"/>
-            <a:lumOff val="85000"/>
-          </a:schemeClr>
-        </a:solidFill>
-        <a:round/>
-      </a:ln>
-    </cs:spPr>
-    <cs:defRPr sz="900"/>
-  </cs:categoryAxis>
-  <cs:chartArea>
-    <cs:lnRef idx="0"/>
-    <cs:fillRef idx="0"/>
-    <cs:effectRef idx="0"/>
-    <cs:fontRef idx="minor">
-      <a:schemeClr val="tx1"/>
-    </cs:fontRef>
-    <cs:spPr bwMode="auto">
-      <a:prstGeom prst="rect">
-        <a:avLst/>
-      </a:prstGeom>
-      <a:solidFill>
-        <a:schemeClr val="bg1"/>
-      </a:solidFill>
-      <a:ln w="9525" cap="flat" cmpd="sng" algn="ctr">
-        <a:solidFill>
-          <a:schemeClr val="tx1">
-            <a:lumMod val="15000"/>
-            <a:lumOff val="85000"/>
-          </a:schemeClr>
-        </a:solidFill>
-        <a:round/>
-      </a:ln>
-    </cs:spPr>
-    <cs:defRPr sz="1000"/>
-  </cs:chartArea>
-  <cs:dataLabel>
-    <cs:lnRef idx="0"/>
-    <cs:fillRef idx="0"/>
-    <cs:effectRef idx="0"/>
-    <cs:fontRef idx="minor">
-      <a:schemeClr val="tx1">
-        <a:lumMod val="75000"/>
-        <a:lumOff val="25000"/>
-      </a:schemeClr>
-    </cs:fontRef>
-    <cs:defRPr sz="900"/>
-  </cs:dataLabel>
-  <cs:dataPoint>
-    <cs:lnRef idx="0"/>
-    <cs:fillRef idx="1">
-      <cs:styleClr val="auto"/>
-    </cs:fillRef>
-    <cs:effectRef idx="0"/>
-    <cs:fontRef idx="minor">
-      <a:schemeClr val="tx1"/>
-    </cs:fontRef>
-  </cs:dataPoint>
-  <cs:dataPoint3D>
-    <cs:lnRef idx="0"/>
-    <cs:fillRef idx="1">
-      <cs:styleClr val="auto"/>
-    </cs:fillRef>
-    <cs:effectRef idx="0"/>
-    <cs:fontRef idx="minor">
-      <a:schemeClr val="tx1"/>
-    </cs:fontRef>
-  </cs:dataPoint3D>
-  <cs:dataPointLine>
-    <cs:lnRef idx="0">
-      <cs:styleClr val="auto"/>
-    </cs:lnRef>
-    <cs:fillRef idx="1"/>
-    <cs:effectRef idx="0"/>
-    <cs:fontRef idx="minor">
-      <a:schemeClr val="tx1"/>
-    </cs:fontRef>
-    <cs:spPr bwMode="auto">
-      <a:prstGeom prst="rect">
-        <a:avLst/>
-      </a:prstGeom>
-      <a:ln w="28575" cap="rnd">
-        <a:solidFill>
-          <a:schemeClr val="phClr"/>
-        </a:solidFill>
-        <a:round/>
-      </a:ln>
-    </cs:spPr>
-  </cs:dataPointLine>
-  <cs:dataPointMarker>
-    <cs:lnRef idx="0">
-      <cs:styleClr val="auto"/>
-    </cs:lnRef>
-    <cs:fillRef idx="1">
-      <cs:styleClr val="auto"/>
-    </cs:fillRef>
-    <cs:effectRef idx="0"/>
-    <cs:fontRef idx="minor">
-      <a:schemeClr val="tx1"/>
-    </cs:fontRef>
-    <cs:spPr bwMode="auto">
-      <a:prstGeom prst="rect">
-        <a:avLst/>
-      </a:prstGeom>
-      <a:ln w="9525">
-        <a:solidFill>
-          <a:schemeClr val="phClr"/>
-        </a:solidFill>
-      </a:ln>
-    </cs:spPr>
-  </cs:dataPointMarker>
-  <cs:dataPointWireframe>
-    <cs:lnRef idx="0">
-      <cs:styleClr val="auto"/>
-    </cs:lnRef>
-    <cs:fillRef idx="1"/>
-    <cs:effectRef idx="0"/>
-    <cs:fontRef idx="minor">
-      <a:schemeClr val="tx1"/>
-    </cs:fontRef>
-    <cs:spPr bwMode="auto">
-      <a:prstGeom prst="rect">
-        <a:avLst/>
-      </a:prstGeom>
-      <a:ln w="9525" cap="rnd">
-        <a:solidFill>
-          <a:schemeClr val="phClr"/>
-        </a:solidFill>
-        <a:round/>
-      </a:ln>
-    </cs:spPr>
-  </cs:dataPointWireframe>
-  <cs:dataTable>
-    <cs:lnRef idx="0"/>
-    <cs:fillRef idx="0"/>
-    <cs:effectRef idx="0"/>
-    <cs:fontRef idx="minor">
-      <a:schemeClr val="tx1">
-        <a:lumMod val="65000"/>
-        <a:lumOff val="35000"/>
-      </a:schemeClr>
-    </cs:fontRef>
-    <cs:spPr bwMode="auto">
-      <a:prstGeom prst="rect">
-        <a:avLst/>
-      </a:prstGeom>
-      <a:noFill/>
-      <a:ln w="9525" cap="flat" cmpd="sng" algn="ctr">
-        <a:solidFill>
-          <a:schemeClr val="tx1">
-            <a:lumMod val="15000"/>
-            <a:lumOff val="85000"/>
-          </a:schemeClr>
-        </a:solidFill>
-        <a:round/>
-      </a:ln>
-    </cs:spPr>
-    <cs:defRPr sz="900"/>
-  </cs:dataTable>
-  <cs:downBar>
-    <cs:lnRef idx="0"/>
-    <cs:fillRef idx="0"/>
-    <cs:effectRef idx="0"/>
-    <cs:fontRef idx="minor">
-      <a:schemeClr val="dk1"/>
-    </cs:fontRef>
-    <cs:spPr bwMode="auto">
-      <a:prstGeom prst="rect">
-        <a:avLst/>
-      </a:prstGeom>
-      <a:solidFill>
-        <a:schemeClr val="dk1">
-          <a:lumMod val="65000"/>
-          <a:lumOff val="35000"/>
-        </a:schemeClr>
-      </a:solidFill>
-      <a:ln w="9525">
-        <a:solidFill>
-          <a:schemeClr val="tx1">
-            <a:lumMod val="65000"/>
-            <a:lumOff val="35000"/>
-          </a:schemeClr>
-        </a:solidFill>
-      </a:ln>
-    </cs:spPr>
-  </cs:downBar>
-  <cs:dropLine>
-    <cs:lnRef idx="0"/>
-    <cs:fillRef idx="0"/>
-    <cs:effectRef idx="0"/>
-    <cs:fontRef idx="minor">
-      <a:schemeClr val="tx1"/>
-    </cs:fontRef>
-    <cs:spPr bwMode="auto">
-      <a:prstGeom prst="rect">
-        <a:avLst/>
-      </a:prstGeom>
-      <a:ln w="9525" cap="flat" cmpd="sng" algn="ctr">
-        <a:solidFill>
-          <a:schemeClr val="tx1">
-            <a:lumMod val="35000"/>
-            <a:lumOff val="65000"/>
-          </a:schemeClr>
-        </a:solidFill>
-        <a:round/>
-      </a:ln>
-    </cs:spPr>
-  </cs:dropLine>
-  <cs:errorBar>
-    <cs:lnRef idx="0"/>
-    <cs:fillRef idx="0"/>
-    <cs:effectRef idx="0"/>
-    <cs:fontRef idx="minor">
-      <a:schemeClr val="tx1"/>
-    </cs:fontRef>
-    <cs:spPr bwMode="auto">
-      <a:prstGeom prst="rect">
-        <a:avLst/>
-      </a:prstGeom>
-      <a:ln w="9525" cap="flat" cmpd="sng" algn="ctr">
-        <a:solidFill>
-          <a:schemeClr val="tx1">
-            <a:lumMod val="65000"/>
-            <a:lumOff val="35000"/>
-          </a:schemeClr>
-        </a:solidFill>
-        <a:round/>
-      </a:ln>
-    </cs:spPr>
-  </cs:errorBar>
-  <cs:floor>
-    <cs:lnRef idx="0"/>
-    <cs:fillRef idx="0"/>
-    <cs:effectRef idx="0"/>
-    <cs:fontRef idx="minor">
-      <a:schemeClr val="tx1"/>
-    </cs:fontRef>
-    <cs:spPr bwMode="auto">
-      <a:prstGeom prst="rect">
-        <a:avLst/>
-      </a:prstGeom>
-      <a:noFill/>
-      <a:ln>
-        <a:noFill/>
-      </a:ln>
-    </cs:spPr>
-  </cs:floor>
-  <cs:gridlineMajor>
-    <cs:lnRef idx="0"/>
-    <cs:fillRef idx="0"/>
-    <cs:effectRef idx="0"/>
-    <cs:fontRef idx="minor">
-      <a:schemeClr val="tx1"/>
-    </cs:fontRef>
-    <cs:spPr bwMode="auto">
-      <a:prstGeom prst="rect">
-        <a:avLst/>
-      </a:prstGeom>
-      <a:ln w="9525" cap="flat" cmpd="sng" algn="ctr">
-        <a:solidFill>
-          <a:schemeClr val="tx1">
-            <a:lumMod val="15000"/>
-            <a:lumOff val="85000"/>
-          </a:schemeClr>
-        </a:solidFill>
-        <a:round/>
-      </a:ln>
-    </cs:spPr>
-  </cs:gridlineMajor>
-  <cs:gridlineMinor>
-    <cs:lnRef idx="0"/>
-    <cs:fillRef idx="0"/>
-    <cs:effectRef idx="0"/>
-    <cs:fontRef idx="minor">
-      <a:schemeClr val="tx1"/>
-    </cs:fontRef>
-    <cs:spPr bwMode="auto">
-      <a:prstGeom prst="rect">
-        <a:avLst/>
-      </a:prstGeom>
-      <a:ln w="9525" cap="flat" cmpd="sng" algn="ctr">
-        <a:solidFill>
-          <a:schemeClr val="tx1">
-            <a:lumMod val="5000"/>
-            <a:lumOff val="95000"/>
-          </a:schemeClr>
-        </a:solidFill>
-        <a:round/>
-      </a:ln>
-    </cs:spPr>
-  </cs:gridlineMinor>
-  <cs:hiLoLine>
-    <cs:lnRef idx="0"/>
-    <cs:fillRef idx="0"/>
-    <cs:effectRef idx="0"/>
-    <cs:fontRef idx="minor">
-      <a:schemeClr val="tx1"/>
-    </cs:fontRef>
-    <cs:spPr bwMode="auto">
-      <a:prstGeom prst="rect">
-        <a:avLst/>
-      </a:prstGeom>
-      <a:ln w="9525" cap="flat" cmpd="sng" algn="ctr">
-        <a:solidFill>
-          <a:schemeClr val="tx1">
-            <a:lumMod val="75000"/>
-            <a:lumOff val="25000"/>
-          </a:schemeClr>
-        </a:solidFill>
-        <a:round/>
-      </a:ln>
-    </cs:spPr>
-  </cs:hiLoLine>
-  <cs:leaderLine>
-    <cs:lnRef idx="0"/>
-    <cs:fillRef idx="0"/>
-    <cs:effectRef idx="0"/>
-    <cs:fontRef idx="minor">
-      <a:schemeClr val="tx1"/>
-    </cs:fontRef>
-    <cs:spPr bwMode="auto">
-      <a:prstGeom prst="rect">
-        <a:avLst/>
-      </a:prstGeom>
-      <a:ln w="9525" cap="flat" cmpd="sng" algn="ctr">
-        <a:solidFill>
-          <a:schemeClr val="tx1">
-            <a:lumMod val="35000"/>
-            <a:lumOff val="65000"/>
-          </a:schemeClr>
-        </a:solidFill>
-        <a:round/>
-      </a:ln>
-    </cs:spPr>
-  </cs:leaderLine>
-  <cs:legend>
-    <cs:lnRef idx="0"/>
-    <cs:fillRef idx="0"/>
-    <cs:effectRef idx="0"/>
-    <cs:fontRef idx="minor">
-      <a:schemeClr val="tx1">
-        <a:lumMod val="65000"/>
-        <a:lumOff val="35000"/>
-      </a:schemeClr>
-    </cs:fontRef>
-    <cs:defRPr sz="900"/>
-  </cs:legend>
-  <cs:plotArea>
-    <cs:lnRef idx="0"/>
-    <cs:fillRef idx="0"/>
-    <cs:effectRef idx="0"/>
-    <cs:fontRef idx="minor">
-      <a:schemeClr val="tx1"/>
-    </cs:fontRef>
-  </cs:plotArea>
-  <cs:plotArea3D>
-    <cs:lnRef idx="0"/>
-    <cs:fillRef idx="0"/>
-    <cs:effectRef idx="0"/>
-    <cs:fontRef idx="minor">
-      <a:schemeClr val="tx1"/>
-    </cs:fontRef>
-  </cs:plotArea3D>
-  <cs:seriesAxis>
-    <cs:lnRef idx="0"/>
-    <cs:fillRef idx="0"/>
-    <cs:effectRef idx="0"/>
-    <cs:fontRef idx="minor">
-      <a:schemeClr val="tx1">
-        <a:lumMod val="65000"/>
-        <a:lumOff val="35000"/>
-      </a:schemeClr>
-    </cs:fontRef>
-    <cs:defRPr sz="900"/>
-  </cs:seriesAxis>
-  <cs:seriesLine>
-    <cs:lnRef idx="0"/>
-    <cs:fillRef idx="0"/>
-    <cs:effectRef idx="0"/>
-    <cs:fontRef idx="minor">
-      <a:schemeClr val="tx1"/>
-    </cs:fontRef>
-    <cs:spPr bwMode="auto">
-      <a:prstGeom prst="rect">
-        <a:avLst/>
-      </a:prstGeom>
-      <a:ln w="9525" cap="flat" cmpd="sng" algn="ctr">
-        <a:solidFill>
-          <a:schemeClr val="tx1">
-            <a:lumMod val="35000"/>
-            <a:lumOff val="65000"/>
-          </a:schemeClr>
-        </a:solidFill>
-        <a:round/>
-      </a:ln>
-    </cs:spPr>
-  </cs:seriesLine>
-  <cs:title>
-    <cs:lnRef idx="0"/>
-    <cs:fillRef idx="0"/>
-    <cs:effectRef idx="0"/>
-    <cs:fontRef idx="minor">
-      <a:schemeClr val="tx1">
-        <a:lumMod val="65000"/>
-        <a:lumOff val="35000"/>
-      </a:schemeClr>
-    </cs:fontRef>
-    <cs:defRPr sz="1400" b="0" spc="0"/>
-  </cs:title>
-  <cs:trendline>
-    <cs:lnRef idx="0">
-      <cs:styleClr val="auto"/>
-    </cs:lnRef>
-    <cs:fillRef idx="0"/>
-    <cs:effectRef idx="0"/>
-    <cs:fontRef idx="minor">
-      <a:schemeClr val="tx1"/>
-    </cs:fontRef>
-    <cs:spPr bwMode="auto">
-      <a:prstGeom prst="rect">
-        <a:avLst/>
-      </a:prstGeom>
-      <a:ln w="19050" cap="rnd">
-        <a:solidFill>
-          <a:schemeClr val="phClr"/>
-        </a:solidFill>
-        <a:prstDash val="sysDot"/>
-      </a:ln>
-    </cs:spPr>
-  </cs:trendline>
-  <cs:trendlineLabel>
-    <cs:lnRef idx="0"/>
-    <cs:fillRef idx="0"/>
-    <cs:effectRef idx="0"/>
-    <cs:fontRef idx="minor">
-      <a:schemeClr val="tx1">
-        <a:lumMod val="65000"/>
-        <a:lumOff val="35000"/>
-      </a:schemeClr>
-    </cs:fontRef>
-    <cs:defRPr sz="900"/>
-  </cs:trendlineLabel>
-  <cs:upBar>
-    <cs:lnRef idx="0"/>
-    <cs:fillRef idx="0"/>
-    <cs:effectRef idx="0"/>
-    <cs:fontRef idx="minor">
-      <a:schemeClr val="dk1"/>
-    </cs:fontRef>
-    <cs:spPr bwMode="auto">
-      <a:prstGeom prst="rect">
-        <a:avLst/>
-      </a:prstGeom>
-      <a:solidFill>
-        <a:schemeClr val="lt1"/>
-      </a:solidFill>
-      <a:ln w="9525">
-        <a:solidFill>
-          <a:schemeClr val="tx1">
-            <a:lumMod val="15000"/>
-            <a:lumOff val="85000"/>
-          </a:schemeClr>
-        </a:solidFill>
-      </a:ln>
-    </cs:spPr>
-  </cs:upBar>
-  <cs:valueAxis>
-    <cs:lnRef idx="0"/>
-    <cs:fillRef idx="0"/>
-    <cs:effectRef idx="0"/>
-    <cs:fontRef idx="minor">
-      <a:schemeClr val="tx1">
-        <a:lumMod val="65000"/>
-        <a:lumOff val="35000"/>
-      </a:schemeClr>
-    </cs:fontRef>
-    <cs:defRPr sz="900"/>
-  </cs:valueAxis>
-  <cs:wall>
-    <cs:lnRef idx="0"/>
-    <cs:fillRef idx="0"/>
-    <cs:effectRef idx="0"/>
-    <cs:fontRef idx="minor">
-      <a:schemeClr val="tx1"/>
-    </cs:fontRef>
-    <cs:spPr bwMode="auto">
-      <a:prstGeom prst="rect">
-        <a:avLst/>
-      </a:prstGeom>
-      <a:noFill/>
-      <a:ln>
-        <a:noFill/>
-      </a:ln>
-    </cs:spPr>
-  </cs:wall>
-  <cs:dataPointMarkerLayout symbol="circle" size="5"/>
-</cs:chartStyle>
-</file>
-
 <file path=word/theme/theme1.xml><?xml version="1.0" encoding="utf-8"?>
 <a:theme xmlns:a="http://schemas.openxmlformats.org/drawingml/2006/main" xmlns:r="http://schemas.openxmlformats.org/officeDocument/2006/relationships" xmlns:p="http://schemas.openxmlformats.org/presentationml/2006/main" name="Office Theme">
   <a:themeElements>
